--- a/RESUMEN HOLTON.docx
+++ b/RESUMEN HOLTON.docx
@@ -64,12 +64,17 @@
         <w:t>X(e^{j\omega}) = \sum_{n=-\</w:t>
       </w:r>
       <w:proofErr w:type="spellStart"/>
+      <w:proofErr w:type="gramStart"/>
       <w:r>
         <w:t>infty</w:t>
       </w:r>
       <w:proofErr w:type="spellEnd"/>
       <w:r>
-        <w:t>}^{\</w:t>
+        <w:t>}^</w:t>
+      </w:r>
+      <w:proofErr w:type="gramEnd"/>
+      <w:r>
+        <w:t>{\</w:t>
       </w:r>
       <w:proofErr w:type="spellStart"/>
       <w:r>
@@ -90,7 +95,15 @@
     </w:p>
     <w:p>
       <w:r>
-        <w:t>x[n] = \frac{1}{2\pi}\</w:t>
+        <w:t>x[n] = \frac{</w:t>
+      </w:r>
+      <w:proofErr w:type="gramStart"/>
+      <w:r>
+        <w:t>1}{</w:t>
+      </w:r>
+      <w:proofErr w:type="gramEnd"/>
+      <w:r>
+        <w:t>2\pi}\</w:t>
       </w:r>
       <w:proofErr w:type="spellStart"/>
       <w:r>
@@ -311,7 +324,15 @@
       </w:r>
       <w:r>
         <w:tab/>
-        <w:t>Toda señal discreta x[n] puede descomponerse en una suma ponderada de exponenciales complejas e^{j\omega n}.</w:t>
+        <w:t>Toda señal discreta x[n] puede descomponerse en una suma ponderada de exponenciales complejas e</w:t>
+      </w:r>
+      <w:proofErr w:type="gramStart"/>
+      <w:r>
+        <w:t>^{</w:t>
+      </w:r>
+      <w:proofErr w:type="gramEnd"/>
+      <w:r>
+        <w:t>j\omega n}.</w:t>
       </w:r>
     </w:p>
     <w:p>
@@ -341,12 +362,17 @@
         <w:t>X(e^{j\omega}) = \sum_{n=-\</w:t>
       </w:r>
       <w:proofErr w:type="spellStart"/>
+      <w:proofErr w:type="gramStart"/>
       <w:r>
         <w:t>infty</w:t>
       </w:r>
       <w:proofErr w:type="spellEnd"/>
       <w:r>
-        <w:t>}^{\</w:t>
+        <w:t>}^</w:t>
+      </w:r>
+      <w:proofErr w:type="gramEnd"/>
+      <w:r>
+        <w:t>{\</w:t>
       </w:r>
       <w:proofErr w:type="spellStart"/>
       <w:r>
@@ -373,7 +399,15 @@
     </w:p>
     <w:p>
       <w:r>
-        <w:t>x[n] = \frac{1}{2\pi}\</w:t>
+        <w:t>x[n] = \frac{</w:t>
+      </w:r>
+      <w:proofErr w:type="gramStart"/>
+      <w:r>
+        <w:t>1}{</w:t>
+      </w:r>
+      <w:proofErr w:type="gramEnd"/>
+      <w:r>
+        <w:t>2\pi}\</w:t>
       </w:r>
       <w:proofErr w:type="spellStart"/>
       <w:r>
@@ -605,9 +639,17 @@
         <w:rPr>
           <w:lang w:val="en-US"/>
         </w:rPr>
-        <w:t>{1}{</w:t>
-      </w:r>
-      <w:proofErr w:type="spellStart"/>
+        <w:t>{</w:t>
+      </w:r>
+      <w:proofErr w:type="gramStart"/>
+      <w:r>
+        <w:rPr>
+          <w:lang w:val="en-US"/>
+        </w:rPr>
+        <w:t>1}{</w:t>
+      </w:r>
+      <w:proofErr w:type="spellStart"/>
+      <w:proofErr w:type="gramEnd"/>
       <w:r>
         <w:rPr>
           <w:lang w:val="en-US"/>
@@ -1183,7 +1225,15 @@
     </w:p>
     <w:p>
       <w:r>
-        <w:t>X[k] = \sum_{n=0}^{N-1} x[n] e^{-j\frac{2\pi}{N}</w:t>
+        <w:t>X[k] = \sum_{n=</w:t>
+      </w:r>
+      <w:proofErr w:type="gramStart"/>
+      <w:r>
+        <w:t>0}^</w:t>
+      </w:r>
+      <w:proofErr w:type="gramEnd"/>
+      <w:r>
+        <w:t>{N-1} x[n] e^{-j\frac{2\pi}{N}</w:t>
       </w:r>
       <w:proofErr w:type="spellStart"/>
       <w:r>
@@ -1204,7 +1254,15 @@
     </w:p>
     <w:p>
       <w:r>
-        <w:t>x[n] = \frac{1}{N} \sum_{k=0}^{N-1} X[k] e^{j\frac{2\pi}{N}</w:t>
+        <w:t>x[n] = \frac{1}{N} \sum_{k=</w:t>
+      </w:r>
+      <w:proofErr w:type="gramStart"/>
+      <w:r>
+        <w:t>0}^</w:t>
+      </w:r>
+      <w:proofErr w:type="gramEnd"/>
+      <w:r>
+        <w:t>{N-1} X[k] e^{j\frac{2\pi}{N}</w:t>
       </w:r>
       <w:proofErr w:type="spellStart"/>
       <w:r>
@@ -1474,7 +1532,15 @@
     <w:p>
       <w:r>
         <w:lastRenderedPageBreak/>
-        <w:t>X[k] = \sum_{n=0}^{N-1} x[n] e^{-j\frac{2\pi}{N}</w:t>
+        <w:t>X[k] = \sum_{n=</w:t>
+      </w:r>
+      <w:proofErr w:type="gramStart"/>
+      <w:r>
+        <w:t>0}^</w:t>
+      </w:r>
+      <w:proofErr w:type="gramEnd"/>
+      <w:r>
+        <w:t>{N-1} x[n] e^{-j\frac{2\pi}{N}</w:t>
       </w:r>
       <w:proofErr w:type="spellStart"/>
       <w:r>
@@ -1501,7 +1567,15 @@
     </w:p>
     <w:p>
       <w:r>
-        <w:t>x[n] = \frac{1}{N} \sum_{k=0}^{N-1} X[k] e^{j\frac{2\pi}{N}</w:t>
+        <w:t>x[n] = \frac{1}{N} \sum_{k=</w:t>
+      </w:r>
+      <w:proofErr w:type="gramStart"/>
+      <w:r>
+        <w:t>0}^</w:t>
+      </w:r>
+      <w:proofErr w:type="gramEnd"/>
+      <w:r>
+        <w:t>{N-1} X[k] e^{j\frac{2\pi}{N}</w:t>
       </w:r>
       <w:proofErr w:type="spellStart"/>
       <w:r>
@@ -2440,14 +2514,25 @@
         </w:rPr>
         <w:t>π</w:t>
       </w:r>
-      <w:r>
-        <w:rPr>
-          <w:rFonts w:ascii="Times New Roman" w:eastAsia="Times New Roman" w:hAnsi="Times New Roman" w:cs="Times New Roman"/>
-          <w:sz w:val="24"/>
-          <w:szCs w:val="24"/>
-          <w:lang w:val="es-ES"/>
-        </w:rPr>
-        <w:t>n)x[n]=\cos(0.1\pi n)x[n]=cos(0.1</w:t>
+      <w:proofErr w:type="gramStart"/>
+      <w:r>
+        <w:rPr>
+          <w:rFonts w:ascii="Times New Roman" w:eastAsia="Times New Roman" w:hAnsi="Times New Roman" w:cs="Times New Roman"/>
+          <w:sz w:val="24"/>
+          <w:szCs w:val="24"/>
+          <w:lang w:val="es-ES"/>
+        </w:rPr>
+        <w:t>n)x</w:t>
+      </w:r>
+      <w:proofErr w:type="gramEnd"/>
+      <w:r>
+        <w:rPr>
+          <w:rFonts w:ascii="Times New Roman" w:eastAsia="Times New Roman" w:hAnsi="Times New Roman" w:cs="Times New Roman"/>
+          <w:sz w:val="24"/>
+          <w:szCs w:val="24"/>
+          <w:lang w:val="es-ES"/>
+        </w:rPr>
+        <w:t>[n]=\cos(0.1\pi n)x[n]=cos(0.1</w:t>
       </w:r>
       <w:r>
         <w:rPr>
@@ -2642,7 +2727,27 @@
           <w:szCs w:val="24"/>
           <w:lang w:val="es-ES"/>
         </w:rPr>
-        <w:t>: energía infinita pero potencia promedio finita.</w:t>
+        <w:t xml:space="preserve">: energía </w:t>
+      </w:r>
+      <w:proofErr w:type="gramStart"/>
+      <w:r>
+        <w:rPr>
+          <w:rFonts w:ascii="Times New Roman" w:eastAsia="Times New Roman" w:hAnsi="Times New Roman" w:cs="Times New Roman"/>
+          <w:sz w:val="24"/>
+          <w:szCs w:val="24"/>
+          <w:lang w:val="es-ES"/>
+        </w:rPr>
+        <w:t>infinita</w:t>
+      </w:r>
+      <w:proofErr w:type="gramEnd"/>
+      <w:r>
+        <w:rPr>
+          <w:rFonts w:ascii="Times New Roman" w:eastAsia="Times New Roman" w:hAnsi="Times New Roman" w:cs="Times New Roman"/>
+          <w:sz w:val="24"/>
+          <w:szCs w:val="24"/>
+          <w:lang w:val="es-ES"/>
+        </w:rPr>
+        <w:t xml:space="preserve"> pero potencia promedio finita.</w:t>
       </w:r>
     </w:p>
     <w:p>
@@ -2842,6 +2947,7 @@
         </w:rPr>
         <w:t>ω</w:t>
       </w:r>
+      <w:proofErr w:type="gramStart"/>
       <w:r>
         <w:rPr>
           <w:rFonts w:ascii="Times New Roman" w:eastAsia="Times New Roman" w:hAnsi="Times New Roman" w:cs="Times New Roman"/>
@@ -2851,6 +2957,7 @@
         </w:rPr>
         <w:t>n}ej</w:t>
       </w:r>
+      <w:proofErr w:type="gramEnd"/>
       <w:r>
         <w:rPr>
           <w:rFonts w:ascii="Times New Roman" w:eastAsia="Times New Roman" w:hAnsi="Times New Roman" w:cs="Times New Roman"/>
@@ -3013,24 +3120,86 @@
           <w:rFonts w:ascii="Times New Roman" w:eastAsia="Times New Roman" w:hAnsi="Times New Roman" w:cs="Times New Roman"/>
           <w:b/>
           <w:bCs/>
+          <w:i/>
+          <w:color w:val="FF0000"/>
           <w:sz w:val="27"/>
           <w:szCs w:val="27"/>
-          <w:lang w:val="en-US"/>
-        </w:rPr>
-      </w:pPr>
-      <w:proofErr w:type="spellStart"/>
-      <w:r>
-        <w:rPr>
-          <w:rFonts w:ascii="Times New Roman" w:eastAsia="Times New Roman" w:hAnsi="Times New Roman" w:cs="Times New Roman"/>
-          <w:b/>
-          <w:bCs/>
+          <w:u w:val="single"/>
+          <w:lang w:val="en-US"/>
+        </w:rPr>
+      </w:pPr>
+      <w:proofErr w:type="spellStart"/>
+      <w:r>
+        <w:rPr>
+          <w:rFonts w:ascii="Times New Roman" w:eastAsia="Times New Roman" w:hAnsi="Times New Roman" w:cs="Times New Roman"/>
+          <w:b/>
+          <w:bCs/>
+          <w:i/>
+          <w:color w:val="FF0000"/>
           <w:sz w:val="27"/>
           <w:szCs w:val="27"/>
+          <w:u w:val="single"/>
           <w:lang w:val="en-US"/>
         </w:rPr>
         <w:t>Sistemas</w:t>
       </w:r>
       <w:proofErr w:type="spellEnd"/>
+      <w:r>
+        <w:rPr>
+          <w:rFonts w:ascii="Times New Roman" w:eastAsia="Times New Roman" w:hAnsi="Times New Roman" w:cs="Times New Roman"/>
+          <w:b/>
+          <w:bCs/>
+          <w:i/>
+          <w:color w:val="FF0000"/>
+          <w:sz w:val="27"/>
+          <w:szCs w:val="27"/>
+          <w:u w:val="single"/>
+          <w:lang w:val="en-US"/>
+        </w:rPr>
+        <w:t xml:space="preserve"> LTI</w:t>
+      </w:r>
+    </w:p>
+    <w:p>
+      <w:pPr>
+        <w:pStyle w:val="Prrafodelista"/>
+        <w:numPr>
+          <w:ilvl w:val="0"/>
+          <w:numId w:val="27"/>
+        </w:numPr>
+        <w:spacing w:before="100" w:beforeAutospacing="1" w:after="100" w:afterAutospacing="1" w:line="240" w:lineRule="auto"/>
+        <w:outlineLvl w:val="2"/>
+        <w:rPr>
+          <w:rFonts w:ascii="Times New Roman" w:eastAsia="Times New Roman" w:hAnsi="Times New Roman" w:cs="Times New Roman"/>
+          <w:bCs/>
+          <w:sz w:val="24"/>
+          <w:szCs w:val="24"/>
+          <w:lang w:val="es-ES"/>
+        </w:rPr>
+      </w:pPr>
+      <w:proofErr w:type="spellStart"/>
+      <w:r>
+        <w:rPr>
+          <w:rFonts w:ascii="Times New Roman" w:eastAsia="Times New Roman" w:hAnsi="Times New Roman" w:cs="Times New Roman"/>
+          <w:bCs/>
+          <w:sz w:val="24"/>
+          <w:szCs w:val="24"/>
+          <w:lang w:val="es-ES"/>
+        </w:rPr>
+        <w:t>Cajita</w:t>
+      </w:r>
+      <w:proofErr w:type="spellEnd"/>
+      <w:r>
+        <w:rPr>
+          <w:rFonts w:ascii="Times New Roman" w:eastAsia="Times New Roman" w:hAnsi="Times New Roman" w:cs="Times New Roman"/>
+          <w:bCs/>
+          <w:sz w:val="24"/>
+          <w:szCs w:val="24"/>
+          <w:lang w:val="es-ES"/>
+        </w:rPr>
+        <w:t xml:space="preserve"> </w:t>
+      </w:r>
+      <w:bookmarkStart w:id="0" w:name="_GoBack"/>
+      <w:bookmarkEnd w:id="0"/>
     </w:p>
     <w:p>
       <w:pPr>
@@ -3126,22 +3295,110 @@
       <w:r>
         <w:rPr>
           <w:rFonts w:ascii="Times New Roman" w:eastAsia="Times New Roman" w:hAnsi="Times New Roman" w:cs="Times New Roman"/>
-          <w:b/>
-          <w:bCs/>
-          <w:sz w:val="24"/>
-          <w:szCs w:val="24"/>
-          <w:lang w:val="es-ES"/>
-        </w:rPr>
-        <w:t>Invariantes en el tiempo (LTI)</w:t>
-      </w:r>
-      <w:r>
-        <w:rPr>
-          <w:rFonts w:ascii="Times New Roman" w:eastAsia="Times New Roman" w:hAnsi="Times New Roman" w:cs="Times New Roman"/>
-          <w:sz w:val="24"/>
-          <w:szCs w:val="24"/>
-          <w:lang w:val="es-ES"/>
-        </w:rPr>
-        <w:t>: el retardo en la entrada implica retardo en la salida.</w:t>
+          <w:bCs/>
+          <w:sz w:val="24"/>
+          <w:szCs w:val="24"/>
+          <w:lang w:val="es-ES"/>
+        </w:rPr>
+        <w:t>Si el Sistema es l</w:t>
+      </w:r>
+      <w:r>
+        <w:rPr>
+          <w:rFonts w:ascii="Times New Roman" w:eastAsia="Times New Roman" w:hAnsi="Times New Roman" w:cs="Times New Roman"/>
+          <w:bCs/>
+          <w:sz w:val="24"/>
+          <w:szCs w:val="24"/>
+          <w:lang w:val="es-ES"/>
+        </w:rPr>
+        <w:t>ineal tiene que cumplir con las siguientes propiedades:</w:t>
+      </w:r>
+    </w:p>
+    <w:p>
+      <w:pPr>
+        <w:pStyle w:val="Prrafodelista"/>
+        <w:numPr>
+          <w:ilvl w:val="0"/>
+          <w:numId w:val="26"/>
+        </w:numPr>
+        <w:spacing w:before="100" w:beforeAutospacing="1" w:after="100" w:afterAutospacing="1" w:line="240" w:lineRule="auto"/>
+        <w:rPr>
+          <w:rFonts w:ascii="Times New Roman" w:eastAsia="Times New Roman" w:hAnsi="Times New Roman" w:cs="Times New Roman"/>
+          <w:sz w:val="24"/>
+          <w:szCs w:val="24"/>
+          <w:lang w:val="es-ES"/>
+        </w:rPr>
+      </w:pPr>
+      <w:r>
+        <w:rPr>
+          <w:rFonts w:ascii="Times New Roman" w:eastAsia="Times New Roman" w:hAnsi="Times New Roman" w:cs="Times New Roman"/>
+          <w:sz w:val="24"/>
+          <w:szCs w:val="24"/>
+          <w:lang w:val="es-ES"/>
+        </w:rPr>
+        <w:t>Propiedad aditiva: la trasformación de la suma de las entradas es igual a la suma de la transformada de las entradas (formula)</w:t>
+      </w:r>
+    </w:p>
+    <w:p>
+      <w:pPr>
+        <w:pStyle w:val="Prrafodelista"/>
+        <w:numPr>
+          <w:ilvl w:val="0"/>
+          <w:numId w:val="26"/>
+        </w:numPr>
+        <w:spacing w:before="100" w:beforeAutospacing="1" w:after="100" w:afterAutospacing="1" w:line="240" w:lineRule="auto"/>
+        <w:rPr>
+          <w:rFonts w:ascii="Times New Roman" w:eastAsia="Times New Roman" w:hAnsi="Times New Roman" w:cs="Times New Roman"/>
+          <w:sz w:val="24"/>
+          <w:szCs w:val="24"/>
+          <w:lang w:val="es-ES"/>
+        </w:rPr>
+      </w:pPr>
+      <w:r>
+        <w:rPr>
+          <w:rFonts w:ascii="Times New Roman" w:eastAsia="Times New Roman" w:hAnsi="Times New Roman" w:cs="Times New Roman"/>
+          <w:sz w:val="24"/>
+          <w:szCs w:val="24"/>
+          <w:lang w:val="es-ES"/>
+        </w:rPr>
+        <w:t xml:space="preserve">Propiedad </w:t>
+      </w:r>
+      <w:proofErr w:type="spellStart"/>
+      <w:r>
+        <w:rPr>
+          <w:rFonts w:ascii="Times New Roman" w:eastAsia="Times New Roman" w:hAnsi="Times New Roman" w:cs="Times New Roman"/>
+          <w:sz w:val="24"/>
+          <w:szCs w:val="24"/>
+          <w:lang w:val="es-ES"/>
+        </w:rPr>
+        <w:t>escalativa</w:t>
+      </w:r>
+      <w:proofErr w:type="spellEnd"/>
+      <w:r>
+        <w:rPr>
+          <w:rFonts w:ascii="Times New Roman" w:eastAsia="Times New Roman" w:hAnsi="Times New Roman" w:cs="Times New Roman"/>
+          <w:sz w:val="24"/>
+          <w:szCs w:val="24"/>
+          <w:lang w:val="es-ES"/>
+        </w:rPr>
+        <w:t xml:space="preserve">: la transformada de la entrada escalada es igual a escalar la transformada de la entrada </w:t>
+      </w:r>
+      <w:r>
+        <w:rPr>
+          <w:rFonts w:ascii="Times New Roman" w:eastAsia="Times New Roman" w:hAnsi="Times New Roman" w:cs="Times New Roman"/>
+          <w:sz w:val="24"/>
+          <w:szCs w:val="24"/>
+          <w:lang w:val="es-ES"/>
+        </w:rPr>
+        <w:t>(</w:t>
+      </w:r>
+      <w:r>
+        <w:rPr>
+          <w:rFonts w:ascii="Times New Roman" w:eastAsia="Times New Roman" w:hAnsi="Times New Roman" w:cs="Times New Roman"/>
+          <w:sz w:val="24"/>
+          <w:szCs w:val="24"/>
+          <w:lang w:val="es-ES"/>
+        </w:rPr>
+        <w:t>formula).</w:t>
       </w:r>
     </w:p>
     <w:p>
@@ -3167,16 +3424,16 @@
           <w:szCs w:val="24"/>
           <w:lang w:val="es-ES"/>
         </w:rPr>
-        <w:t>Causales</w:t>
-      </w:r>
-      <w:r>
-        <w:rPr>
-          <w:rFonts w:ascii="Times New Roman" w:eastAsia="Times New Roman" w:hAnsi="Times New Roman" w:cs="Times New Roman"/>
-          <w:sz w:val="24"/>
-          <w:szCs w:val="24"/>
-          <w:lang w:val="es-ES"/>
-        </w:rPr>
-        <w:t>: la salida depende solo de entradas presentes y pasadas.</w:t>
+        <w:t>Invariantes en el tiempo (LTI)</w:t>
+      </w:r>
+      <w:r>
+        <w:rPr>
+          <w:rFonts w:ascii="Times New Roman" w:eastAsia="Times New Roman" w:hAnsi="Times New Roman" w:cs="Times New Roman"/>
+          <w:sz w:val="24"/>
+          <w:szCs w:val="24"/>
+          <w:lang w:val="es-ES"/>
+        </w:rPr>
+        <w:t>: el retardo en la entrada implica retardo en la salida.</w:t>
       </w:r>
     </w:p>
     <w:p>
@@ -3202,6 +3459,41 @@
           <w:szCs w:val="24"/>
           <w:lang w:val="es-ES"/>
         </w:rPr>
+        <w:t>Causales</w:t>
+      </w:r>
+      <w:r>
+        <w:rPr>
+          <w:rFonts w:ascii="Times New Roman" w:eastAsia="Times New Roman" w:hAnsi="Times New Roman" w:cs="Times New Roman"/>
+          <w:sz w:val="24"/>
+          <w:szCs w:val="24"/>
+          <w:lang w:val="es-ES"/>
+        </w:rPr>
+        <w:t>: la salida depende solo de entradas presentes y pasadas.</w:t>
+      </w:r>
+    </w:p>
+    <w:p>
+      <w:pPr>
+        <w:numPr>
+          <w:ilvl w:val="0"/>
+          <w:numId w:val="2"/>
+        </w:numPr>
+        <w:spacing w:before="100" w:beforeAutospacing="1" w:after="100" w:afterAutospacing="1" w:line="240" w:lineRule="auto"/>
+        <w:rPr>
+          <w:rFonts w:ascii="Times New Roman" w:eastAsia="Times New Roman" w:hAnsi="Times New Roman" w:cs="Times New Roman"/>
+          <w:sz w:val="24"/>
+          <w:szCs w:val="24"/>
+          <w:lang w:val="es-ES"/>
+        </w:rPr>
+      </w:pPr>
+      <w:r>
+        <w:rPr>
+          <w:rFonts w:ascii="Times New Roman" w:eastAsia="Times New Roman" w:hAnsi="Times New Roman" w:cs="Times New Roman"/>
+          <w:b/>
+          <w:bCs/>
+          <w:sz w:val="24"/>
+          <w:szCs w:val="24"/>
+          <w:lang w:val="es-ES"/>
+        </w:rPr>
         <w:t>Estables (BIBO)</w:t>
       </w:r>
       <w:r>
@@ -3212,6 +3504,31 @@
           <w:lang w:val="es-ES"/>
         </w:rPr>
         <w:t>: entradas acotadas producen salidas acotadas.</w:t>
+      </w:r>
+    </w:p>
+    <w:p>
+      <w:pPr>
+        <w:numPr>
+          <w:ilvl w:val="0"/>
+          <w:numId w:val="2"/>
+        </w:numPr>
+        <w:spacing w:before="100" w:beforeAutospacing="1" w:after="100" w:afterAutospacing="1" w:line="240" w:lineRule="auto"/>
+        <w:rPr>
+          <w:rFonts w:ascii="Times New Roman" w:eastAsia="Times New Roman" w:hAnsi="Times New Roman" w:cs="Times New Roman"/>
+          <w:sz w:val="24"/>
+          <w:szCs w:val="24"/>
+          <w:lang w:val="es-ES"/>
+        </w:rPr>
+      </w:pPr>
+      <w:r>
+        <w:rPr>
+          <w:rFonts w:ascii="Times New Roman" w:eastAsia="Times New Roman" w:hAnsi="Times New Roman" w:cs="Times New Roman"/>
+          <w:bCs/>
+          <w:sz w:val="24"/>
+          <w:szCs w:val="24"/>
+          <w:lang w:val="es-ES"/>
+        </w:rPr>
+        <w:t>Retardo en la entrada implica retardo en la salida</w:t>
       </w:r>
     </w:p>
     <w:p>
@@ -3323,6 +3640,7 @@
           <w:szCs w:val="24"/>
           <w:lang w:val="es-ES"/>
         </w:rPr>
+        <w:lastRenderedPageBreak/>
         <w:t xml:space="preserve">La herramienta fundamental para analizar un sistema LTI es su </w:t>
       </w:r>
       <w:r>
@@ -3473,14 +3791,25 @@
         </w:rPr>
         <w:t>∗</w:t>
       </w:r>
-      <w:r>
-        <w:rPr>
-          <w:rFonts w:ascii="Times New Roman" w:eastAsia="Times New Roman" w:hAnsi="Times New Roman" w:cs="Times New Roman"/>
-          <w:sz w:val="24"/>
-          <w:szCs w:val="24"/>
-          <w:lang w:val="es-ES"/>
-        </w:rPr>
-        <w:t>h)[n]=∑k=−∞∞x[k]h[n−k]y[n] = (x*h)[n] = \sum_{k=-∞}^{∞} x[k]h[n-k]y[n]=(x</w:t>
+      <w:proofErr w:type="gramStart"/>
+      <w:r>
+        <w:rPr>
+          <w:rFonts w:ascii="Times New Roman" w:eastAsia="Times New Roman" w:hAnsi="Times New Roman" w:cs="Times New Roman"/>
+          <w:sz w:val="24"/>
+          <w:szCs w:val="24"/>
+          <w:lang w:val="es-ES"/>
+        </w:rPr>
+        <w:t>h)[</w:t>
+      </w:r>
+      <w:proofErr w:type="gramEnd"/>
+      <w:r>
+        <w:rPr>
+          <w:rFonts w:ascii="Times New Roman" w:eastAsia="Times New Roman" w:hAnsi="Times New Roman" w:cs="Times New Roman"/>
+          <w:sz w:val="24"/>
+          <w:szCs w:val="24"/>
+          <w:lang w:val="es-ES"/>
+        </w:rPr>
+        <w:t>n]=∑k=−∞∞x[k]h[n−k]y[n] = (x*h)[n] = \sum_{k=-∞}^{∞} x[k]h[n-k]y[n]=(x</w:t>
       </w:r>
       <w:r>
         <w:rPr>
@@ -3519,7 +3848,6 @@
           <w:szCs w:val="24"/>
           <w:lang w:val="en-US"/>
         </w:rPr>
-        <w:lastRenderedPageBreak/>
         <w:t>Métodos</w:t>
       </w:r>
       <w:proofErr w:type="spellEnd"/>
@@ -4031,7 +4359,27 @@
           <w:szCs w:val="24"/>
           <w:lang w:val="en-US"/>
         </w:rPr>
-        <w:t>h2)=(x</w:t>
+        <w:t>h</w:t>
+      </w:r>
+      <w:proofErr w:type="gramStart"/>
+      <w:r>
+        <w:rPr>
+          <w:rFonts w:ascii="Times New Roman" w:eastAsia="Times New Roman" w:hAnsi="Times New Roman" w:cs="Times New Roman"/>
+          <w:sz w:val="24"/>
+          <w:szCs w:val="24"/>
+          <w:lang w:val="en-US"/>
+        </w:rPr>
+        <w:t>2)=</w:t>
+      </w:r>
+      <w:proofErr w:type="gramEnd"/>
+      <w:r>
+        <w:rPr>
+          <w:rFonts w:ascii="Times New Roman" w:eastAsia="Times New Roman" w:hAnsi="Times New Roman" w:cs="Times New Roman"/>
+          <w:sz w:val="24"/>
+          <w:szCs w:val="24"/>
+          <w:lang w:val="en-US"/>
+        </w:rPr>
+        <w:t>(x</w:t>
       </w:r>
       <w:r>
         <w:rPr>
@@ -4192,7 +4540,27 @@
           <w:szCs w:val="24"/>
           <w:lang w:val="en-US"/>
         </w:rPr>
-        <w:t>(h1+h2)=x</w:t>
+        <w:t>(h1+h</w:t>
+      </w:r>
+      <w:proofErr w:type="gramStart"/>
+      <w:r>
+        <w:rPr>
+          <w:rFonts w:ascii="Times New Roman" w:eastAsia="Times New Roman" w:hAnsi="Times New Roman" w:cs="Times New Roman"/>
+          <w:sz w:val="24"/>
+          <w:szCs w:val="24"/>
+          <w:lang w:val="en-US"/>
+        </w:rPr>
+        <w:t>2)=</w:t>
+      </w:r>
+      <w:proofErr w:type="gramEnd"/>
+      <w:r>
+        <w:rPr>
+          <w:rFonts w:ascii="Times New Roman" w:eastAsia="Times New Roman" w:hAnsi="Times New Roman" w:cs="Times New Roman"/>
+          <w:sz w:val="24"/>
+          <w:szCs w:val="24"/>
+          <w:lang w:val="en-US"/>
+        </w:rPr>
+        <w:t>x</w:t>
       </w:r>
       <w:r>
         <w:rPr>
@@ -4652,8 +5020,10 @@
           <w:szCs w:val="24"/>
           <w:lang w:val="es-ES"/>
         </w:rPr>
+        <w:lastRenderedPageBreak/>
         <w:t>H(ej</w:t>
       </w:r>
+      <w:proofErr w:type="gramStart"/>
       <w:r>
         <w:rPr>
           <w:rFonts w:ascii="Times New Roman" w:eastAsia="Times New Roman" w:hAnsi="Times New Roman" w:cs="Times New Roman"/>
@@ -4670,7 +5040,17 @@
           <w:szCs w:val="24"/>
           <w:lang w:val="es-ES"/>
         </w:rPr>
-        <w:t>)=∑n=−∞∞h[n]e−j</w:t>
+        <w:t>)=</w:t>
+      </w:r>
+      <w:proofErr w:type="gramEnd"/>
+      <w:r>
+        <w:rPr>
+          <w:rFonts w:ascii="Times New Roman" w:eastAsia="Times New Roman" w:hAnsi="Times New Roman" w:cs="Times New Roman"/>
+          <w:sz w:val="24"/>
+          <w:szCs w:val="24"/>
+          <w:lang w:val="es-ES"/>
+        </w:rPr>
+        <w:t>∑n=−∞∞h[n]e−j</w:t>
       </w:r>
       <w:r>
         <w:rPr>
@@ -4956,7 +5336,6 @@
           <w:szCs w:val="24"/>
           <w:lang w:val="en-US"/>
         </w:rPr>
-        <w:lastRenderedPageBreak/>
         <w:t xml:space="preserve">Los </w:t>
       </w:r>
       <w:proofErr w:type="spellStart"/>
@@ -5023,6 +5402,7 @@
         </w:rPr>
         <w:t>El diagrama de polos y ceros en el plano-z permite visualizar H(ej</w:t>
       </w:r>
+      <w:proofErr w:type="gramStart"/>
       <w:r>
         <w:rPr>
           <w:rFonts w:ascii="Times New Roman" w:eastAsia="Times New Roman" w:hAnsi="Times New Roman" w:cs="Times New Roman"/>
@@ -5039,7 +5419,17 @@
           <w:szCs w:val="24"/>
           <w:lang w:val="es-ES"/>
         </w:rPr>
-        <w:t>)H(e^{j</w:t>
+        <w:t>)H</w:t>
+      </w:r>
+      <w:proofErr w:type="gramEnd"/>
+      <w:r>
+        <w:rPr>
+          <w:rFonts w:ascii="Times New Roman" w:eastAsia="Times New Roman" w:hAnsi="Times New Roman" w:cs="Times New Roman"/>
+          <w:sz w:val="24"/>
+          <w:szCs w:val="24"/>
+          <w:lang w:val="es-ES"/>
+        </w:rPr>
+        <w:t>(e^{j</w:t>
       </w:r>
       <w:r>
         <w:rPr>
@@ -5725,6 +6115,7 @@
           <w:szCs w:val="24"/>
           <w:lang w:val="es-ES"/>
         </w:rPr>
+        <w:lastRenderedPageBreak/>
         <w:t>Least-squares:</w:t>
       </w:r>
       <w:r>
@@ -5861,7 +6252,6 @@
           <w:szCs w:val="27"/>
           <w:lang w:val="es-ES"/>
         </w:rPr>
-        <w:lastRenderedPageBreak/>
         <w:t>Introducción</w:t>
       </w:r>
     </w:p>
@@ -6422,7 +6812,27 @@
           <w:szCs w:val="24"/>
           <w:lang w:val="es-ES"/>
         </w:rPr>
-        <w:t>NknX[k] = \sum_{n=0}^{N-1} x[n] e^{-j\frac{2</w:t>
+        <w:t>NknX[k] = \sum_{n=</w:t>
+      </w:r>
+      <w:proofErr w:type="gramStart"/>
+      <w:r>
+        <w:rPr>
+          <w:rFonts w:ascii="Times New Roman" w:eastAsia="Times New Roman" w:hAnsi="Times New Roman" w:cs="Times New Roman"/>
+          <w:sz w:val="24"/>
+          <w:szCs w:val="24"/>
+          <w:lang w:val="es-ES"/>
+        </w:rPr>
+        <w:t>0}^</w:t>
+      </w:r>
+      <w:proofErr w:type="gramEnd"/>
+      <w:r>
+        <w:rPr>
+          <w:rFonts w:ascii="Times New Roman" w:eastAsia="Times New Roman" w:hAnsi="Times New Roman" w:cs="Times New Roman"/>
+          <w:sz w:val="24"/>
+          <w:szCs w:val="24"/>
+          <w:lang w:val="es-ES"/>
+        </w:rPr>
+        <w:t>{N-1} x[n] e^{-j\frac{2</w:t>
       </w:r>
       <w:r>
         <w:rPr>
@@ -6512,6 +6922,7 @@
           <w:szCs w:val="24"/>
           <w:lang w:val="en-US"/>
         </w:rPr>
+        <w:lastRenderedPageBreak/>
         <w:t>Periodiciad</w:t>
       </w:r>
       <w:proofErr w:type="spellEnd"/>
@@ -6543,17 +6954,37 @@
           <w:szCs w:val="24"/>
           <w:lang w:val="en-US"/>
         </w:rPr>
-        <w:t>k+N</w:t>
-      </w:r>
-      <w:proofErr w:type="spellEnd"/>
-      <w:r>
-        <w:rPr>
-          <w:rFonts w:ascii="Times New Roman" w:eastAsia="Times New Roman" w:hAnsi="Times New Roman" w:cs="Times New Roman"/>
-          <w:sz w:val="24"/>
-          <w:szCs w:val="24"/>
-          <w:lang w:val="en-US"/>
-        </w:rPr>
-        <w:t>]=X[k]X[</w:t>
+        <w:t>k+</w:t>
+      </w:r>
+      <w:proofErr w:type="gramStart"/>
+      <w:r>
+        <w:rPr>
+          <w:rFonts w:ascii="Times New Roman" w:eastAsia="Times New Roman" w:hAnsi="Times New Roman" w:cs="Times New Roman"/>
+          <w:sz w:val="24"/>
+          <w:szCs w:val="24"/>
+          <w:lang w:val="en-US"/>
+        </w:rPr>
+        <w:t>N</w:t>
+      </w:r>
+      <w:proofErr w:type="spellEnd"/>
+      <w:r>
+        <w:rPr>
+          <w:rFonts w:ascii="Times New Roman" w:eastAsia="Times New Roman" w:hAnsi="Times New Roman" w:cs="Times New Roman"/>
+          <w:sz w:val="24"/>
+          <w:szCs w:val="24"/>
+          <w:lang w:val="en-US"/>
+        </w:rPr>
+        <w:t>]=</w:t>
+      </w:r>
+      <w:proofErr w:type="gramEnd"/>
+      <w:r>
+        <w:rPr>
+          <w:rFonts w:ascii="Times New Roman" w:eastAsia="Times New Roman" w:hAnsi="Times New Roman" w:cs="Times New Roman"/>
+          <w:sz w:val="24"/>
+          <w:szCs w:val="24"/>
+          <w:lang w:val="en-US"/>
+        </w:rPr>
+        <w:t>X[k]X[</w:t>
       </w:r>
       <w:proofErr w:type="spellStart"/>
       <w:r>
@@ -6822,7 +7253,6 @@
           <w:szCs w:val="24"/>
           <w:lang w:val="es-ES"/>
         </w:rPr>
-        <w:lastRenderedPageBreak/>
         <w:t>Zero-padding:</w:t>
       </w:r>
       <w:r>
@@ -6944,7 +7374,27 @@
           <w:szCs w:val="24"/>
           <w:lang w:val="es-ES"/>
         </w:rPr>
-        <w:t>La FFT es un algoritmo eficiente para calcular la DFT con complejidad O(Nlog⁡N)O(N\log N)O(NlogN).</w:t>
+        <w:t>La FFT es un algoritmo eficiente para calcular la DFT con complejidad O(Nlog⁡N)</w:t>
+      </w:r>
+      <w:proofErr w:type="gramStart"/>
+      <w:r>
+        <w:rPr>
+          <w:rFonts w:ascii="Times New Roman" w:eastAsia="Times New Roman" w:hAnsi="Times New Roman" w:cs="Times New Roman"/>
+          <w:sz w:val="24"/>
+          <w:szCs w:val="24"/>
+          <w:lang w:val="es-ES"/>
+        </w:rPr>
+        <w:t>O(</w:t>
+      </w:r>
+      <w:proofErr w:type="gramEnd"/>
+      <w:r>
+        <w:rPr>
+          <w:rFonts w:ascii="Times New Roman" w:eastAsia="Times New Roman" w:hAnsi="Times New Roman" w:cs="Times New Roman"/>
+          <w:sz w:val="24"/>
+          <w:szCs w:val="24"/>
+          <w:lang w:val="es-ES"/>
+        </w:rPr>
+        <w:t>N\log N)O(NlogN).</w:t>
       </w:r>
     </w:p>
     <w:p>
@@ -7117,7 +7567,27 @@
           <w:szCs w:val="24"/>
           <w:lang w:val="en-US"/>
         </w:rPr>
-        <w:t>{2π}{N}k}</w:t>
+        <w:t>{2</w:t>
+      </w:r>
+      <w:proofErr w:type="gramStart"/>
+      <w:r>
+        <w:rPr>
+          <w:rFonts w:ascii="Times New Roman" w:eastAsia="Times New Roman" w:hAnsi="Times New Roman" w:cs="Times New Roman"/>
+          <w:sz w:val="24"/>
+          <w:szCs w:val="24"/>
+          <w:lang w:val="en-US"/>
+        </w:rPr>
+        <w:t>π}{</w:t>
+      </w:r>
+      <w:proofErr w:type="gramEnd"/>
+      <w:r>
+        <w:rPr>
+          <w:rFonts w:ascii="Times New Roman" w:eastAsia="Times New Roman" w:hAnsi="Times New Roman" w:cs="Times New Roman"/>
+          <w:sz w:val="24"/>
+          <w:szCs w:val="24"/>
+          <w:lang w:val="en-US"/>
+        </w:rPr>
+        <w:t>N}k}</w:t>
       </w:r>
       <w:proofErr w:type="spellStart"/>
       <w:r>
@@ -7437,7 +7907,27 @@
           <w:szCs w:val="24"/>
           <w:lang w:val="en-US"/>
         </w:rPr>
-        <w:t>FFT(h))y[n] = \text{IFFT}(\text{FFT}(x)\</w:t>
+        <w:t>FFT(h</w:t>
+      </w:r>
+      <w:proofErr w:type="gramStart"/>
+      <w:r>
+        <w:rPr>
+          <w:rFonts w:ascii="Times New Roman" w:eastAsia="Times New Roman" w:hAnsi="Times New Roman" w:cs="Times New Roman"/>
+          <w:sz w:val="24"/>
+          <w:szCs w:val="24"/>
+          <w:lang w:val="en-US"/>
+        </w:rPr>
+        <w:t>))y</w:t>
+      </w:r>
+      <w:proofErr w:type="gramEnd"/>
+      <w:r>
+        <w:rPr>
+          <w:rFonts w:ascii="Times New Roman" w:eastAsia="Times New Roman" w:hAnsi="Times New Roman" w:cs="Times New Roman"/>
+          <w:sz w:val="24"/>
+          <w:szCs w:val="24"/>
+          <w:lang w:val="en-US"/>
+        </w:rPr>
+        <w:t>[n] = \text{IFFT}(\text{FFT}(x)\</w:t>
       </w:r>
       <w:proofErr w:type="spellStart"/>
       <w:r>
@@ -7519,6 +8009,7 @@
           <w:szCs w:val="24"/>
           <w:lang w:val="en-US"/>
         </w:rPr>
+        <w:lastRenderedPageBreak/>
         <w:pict>
           <v:rect id="_x0000_i1031" style="width:0;height:1.5pt" o:hralign="center" o:hrstd="t" o:hr="t" fillcolor="#a0a0a0" stroked="f"/>
         </w:pict>
@@ -7591,7 +8082,6 @@
           <w:szCs w:val="24"/>
           <w:lang w:val="es-ES"/>
         </w:rPr>
-        <w:lastRenderedPageBreak/>
         <w:t>El análisis espectral busca estimar cómo se distribuye la potencia de una señal en frecuencia.</w:t>
       </w:r>
     </w:p>
@@ -7770,7 +8260,27 @@
           <w:szCs w:val="24"/>
           <w:lang w:val="en-US"/>
         </w:rPr>
-        <w:t>{1}{N}|X(f)|^2Pxx​(f)=N1​</w:t>
+        <w:t>{1}{</w:t>
+      </w:r>
+      <w:proofErr w:type="gramStart"/>
+      <w:r>
+        <w:rPr>
+          <w:rFonts w:ascii="Times New Roman" w:eastAsia="Times New Roman" w:hAnsi="Times New Roman" w:cs="Times New Roman"/>
+          <w:sz w:val="24"/>
+          <w:szCs w:val="24"/>
+          <w:lang w:val="en-US"/>
+        </w:rPr>
+        <w:t>N}|</w:t>
+      </w:r>
+      <w:proofErr w:type="gramEnd"/>
+      <w:r>
+        <w:rPr>
+          <w:rFonts w:ascii="Times New Roman" w:eastAsia="Times New Roman" w:hAnsi="Times New Roman" w:cs="Times New Roman"/>
+          <w:sz w:val="24"/>
+          <w:szCs w:val="24"/>
+          <w:lang w:val="en-US"/>
+        </w:rPr>
+        <w:t>X(f)|^2Pxx​(f)=N1​</w:t>
       </w:r>
       <w:r>
         <w:rPr>
@@ -8352,8 +8862,6 @@
           <w:lang w:val="es-ES"/>
         </w:rPr>
       </w:pPr>
-      <w:bookmarkStart w:id="0" w:name="_GoBack"/>
-      <w:bookmarkEnd w:id="0"/>
     </w:p>
     <w:sectPr>
       <w:pgSz w:w="12240" w:h="15840"/>
@@ -10007,6 +10515,119 @@
     </w:lvl>
   </w:abstractNum>
   <w:abstractNum w:abstractNumId="11" w15:restartNumberingAfterBreak="0">
+    <w:nsid w:val="3DD432A1"/>
+    <w:multiLevelType w:val="hybridMultilevel"/>
+    <w:tmpl w:val="2C785A54"/>
+    <w:lvl w:ilvl="0" w:tplc="04090001">
+      <w:start w:val="1"/>
+      <w:numFmt w:val="bullet"/>
+      <w:lvlText w:val=""/>
+      <w:lvlJc w:val="left"/>
+      <w:pPr>
+        <w:ind w:left="720" w:hanging="360"/>
+      </w:pPr>
+      <w:rPr>
+        <w:rFonts w:ascii="Symbol" w:hAnsi="Symbol" w:hint="default"/>
+      </w:rPr>
+    </w:lvl>
+    <w:lvl w:ilvl="1" w:tplc="04090003" w:tentative="1">
+      <w:start w:val="1"/>
+      <w:numFmt w:val="bullet"/>
+      <w:lvlText w:val="o"/>
+      <w:lvlJc w:val="left"/>
+      <w:pPr>
+        <w:ind w:left="1440" w:hanging="360"/>
+      </w:pPr>
+      <w:rPr>
+        <w:rFonts w:ascii="Courier New" w:hAnsi="Courier New" w:cs="Courier New" w:hint="default"/>
+      </w:rPr>
+    </w:lvl>
+    <w:lvl w:ilvl="2" w:tplc="04090005" w:tentative="1">
+      <w:start w:val="1"/>
+      <w:numFmt w:val="bullet"/>
+      <w:lvlText w:val=""/>
+      <w:lvlJc w:val="left"/>
+      <w:pPr>
+        <w:ind w:left="2160" w:hanging="360"/>
+      </w:pPr>
+      <w:rPr>
+        <w:rFonts w:ascii="Wingdings" w:hAnsi="Wingdings" w:hint="default"/>
+      </w:rPr>
+    </w:lvl>
+    <w:lvl w:ilvl="3" w:tplc="04090001" w:tentative="1">
+      <w:start w:val="1"/>
+      <w:numFmt w:val="bullet"/>
+      <w:lvlText w:val=""/>
+      <w:lvlJc w:val="left"/>
+      <w:pPr>
+        <w:ind w:left="2880" w:hanging="360"/>
+      </w:pPr>
+      <w:rPr>
+        <w:rFonts w:ascii="Symbol" w:hAnsi="Symbol" w:hint="default"/>
+      </w:rPr>
+    </w:lvl>
+    <w:lvl w:ilvl="4" w:tplc="04090003" w:tentative="1">
+      <w:start w:val="1"/>
+      <w:numFmt w:val="bullet"/>
+      <w:lvlText w:val="o"/>
+      <w:lvlJc w:val="left"/>
+      <w:pPr>
+        <w:ind w:left="3600" w:hanging="360"/>
+      </w:pPr>
+      <w:rPr>
+        <w:rFonts w:ascii="Courier New" w:hAnsi="Courier New" w:cs="Courier New" w:hint="default"/>
+      </w:rPr>
+    </w:lvl>
+    <w:lvl w:ilvl="5" w:tplc="04090005" w:tentative="1">
+      <w:start w:val="1"/>
+      <w:numFmt w:val="bullet"/>
+      <w:lvlText w:val=""/>
+      <w:lvlJc w:val="left"/>
+      <w:pPr>
+        <w:ind w:left="4320" w:hanging="360"/>
+      </w:pPr>
+      <w:rPr>
+        <w:rFonts w:ascii="Wingdings" w:hAnsi="Wingdings" w:hint="default"/>
+      </w:rPr>
+    </w:lvl>
+    <w:lvl w:ilvl="6" w:tplc="04090001" w:tentative="1">
+      <w:start w:val="1"/>
+      <w:numFmt w:val="bullet"/>
+      <w:lvlText w:val=""/>
+      <w:lvlJc w:val="left"/>
+      <w:pPr>
+        <w:ind w:left="5040" w:hanging="360"/>
+      </w:pPr>
+      <w:rPr>
+        <w:rFonts w:ascii="Symbol" w:hAnsi="Symbol" w:hint="default"/>
+      </w:rPr>
+    </w:lvl>
+    <w:lvl w:ilvl="7" w:tplc="04090003" w:tentative="1">
+      <w:start w:val="1"/>
+      <w:numFmt w:val="bullet"/>
+      <w:lvlText w:val="o"/>
+      <w:lvlJc w:val="left"/>
+      <w:pPr>
+        <w:ind w:left="5760" w:hanging="360"/>
+      </w:pPr>
+      <w:rPr>
+        <w:rFonts w:ascii="Courier New" w:hAnsi="Courier New" w:cs="Courier New" w:hint="default"/>
+      </w:rPr>
+    </w:lvl>
+    <w:lvl w:ilvl="8" w:tplc="04090005" w:tentative="1">
+      <w:start w:val="1"/>
+      <w:numFmt w:val="bullet"/>
+      <w:lvlText w:val=""/>
+      <w:lvlJc w:val="left"/>
+      <w:pPr>
+        <w:ind w:left="6480" w:hanging="360"/>
+      </w:pPr>
+      <w:rPr>
+        <w:rFonts w:ascii="Wingdings" w:hAnsi="Wingdings" w:hint="default"/>
+      </w:rPr>
+    </w:lvl>
+  </w:abstractNum>
+  <w:abstractNum w:abstractNumId="12" w15:restartNumberingAfterBreak="0">
     <w:nsid w:val="3E04699C"/>
     <w:multiLevelType w:val="multilevel"/>
     <w:tmpl w:val="917494AC"/>
@@ -10155,7 +10776,7 @@
       </w:rPr>
     </w:lvl>
   </w:abstractNum>
-  <w:abstractNum w:abstractNumId="12" w15:restartNumberingAfterBreak="0">
+  <w:abstractNum w:abstractNumId="13" w15:restartNumberingAfterBreak="0">
     <w:nsid w:val="43316D9F"/>
     <w:multiLevelType w:val="multilevel"/>
     <w:tmpl w:val="5E681A46"/>
@@ -10304,7 +10925,7 @@
       </w:rPr>
     </w:lvl>
   </w:abstractNum>
-  <w:abstractNum w:abstractNumId="13" w15:restartNumberingAfterBreak="0">
+  <w:abstractNum w:abstractNumId="14" w15:restartNumberingAfterBreak="0">
     <w:nsid w:val="47247AAB"/>
     <w:multiLevelType w:val="multilevel"/>
     <w:tmpl w:val="77B492BC"/>
@@ -10453,7 +11074,7 @@
       </w:rPr>
     </w:lvl>
   </w:abstractNum>
-  <w:abstractNum w:abstractNumId="14" w15:restartNumberingAfterBreak="0">
+  <w:abstractNum w:abstractNumId="15" w15:restartNumberingAfterBreak="0">
     <w:nsid w:val="506D3BAC"/>
     <w:multiLevelType w:val="multilevel"/>
     <w:tmpl w:val="CEC01882"/>
@@ -10602,7 +11223,7 @@
       </w:rPr>
     </w:lvl>
   </w:abstractNum>
-  <w:abstractNum w:abstractNumId="15" w15:restartNumberingAfterBreak="0">
+  <w:abstractNum w:abstractNumId="16" w15:restartNumberingAfterBreak="0">
     <w:nsid w:val="576329C3"/>
     <w:multiLevelType w:val="multilevel"/>
     <w:tmpl w:val="C670303A"/>
@@ -10751,7 +11372,7 @@
       </w:rPr>
     </w:lvl>
   </w:abstractNum>
-  <w:abstractNum w:abstractNumId="16" w15:restartNumberingAfterBreak="0">
+  <w:abstractNum w:abstractNumId="17" w15:restartNumberingAfterBreak="0">
     <w:nsid w:val="58980208"/>
     <w:multiLevelType w:val="multilevel"/>
     <w:tmpl w:val="524E03E8"/>
@@ -10900,7 +11521,7 @@
       </w:rPr>
     </w:lvl>
   </w:abstractNum>
-  <w:abstractNum w:abstractNumId="17" w15:restartNumberingAfterBreak="0">
+  <w:abstractNum w:abstractNumId="18" w15:restartNumberingAfterBreak="0">
     <w:nsid w:val="5A8741D5"/>
     <w:multiLevelType w:val="multilevel"/>
     <w:tmpl w:val="9FA403E2"/>
@@ -11049,7 +11670,120 @@
       </w:rPr>
     </w:lvl>
   </w:abstractNum>
-  <w:abstractNum w:abstractNumId="18" w15:restartNumberingAfterBreak="0">
+  <w:abstractNum w:abstractNumId="19" w15:restartNumberingAfterBreak="0">
+    <w:nsid w:val="617E5BCD"/>
+    <w:multiLevelType w:val="hybridMultilevel"/>
+    <w:tmpl w:val="467465B6"/>
+    <w:lvl w:ilvl="0" w:tplc="0409000B">
+      <w:start w:val="1"/>
+      <w:numFmt w:val="bullet"/>
+      <w:lvlText w:val=""/>
+      <w:lvlJc w:val="left"/>
+      <w:pPr>
+        <w:ind w:left="1440" w:hanging="360"/>
+      </w:pPr>
+      <w:rPr>
+        <w:rFonts w:ascii="Wingdings" w:hAnsi="Wingdings" w:hint="default"/>
+      </w:rPr>
+    </w:lvl>
+    <w:lvl w:ilvl="1" w:tplc="04090003" w:tentative="1">
+      <w:start w:val="1"/>
+      <w:numFmt w:val="bullet"/>
+      <w:lvlText w:val="o"/>
+      <w:lvlJc w:val="left"/>
+      <w:pPr>
+        <w:ind w:left="2160" w:hanging="360"/>
+      </w:pPr>
+      <w:rPr>
+        <w:rFonts w:ascii="Courier New" w:hAnsi="Courier New" w:cs="Courier New" w:hint="default"/>
+      </w:rPr>
+    </w:lvl>
+    <w:lvl w:ilvl="2" w:tplc="04090005" w:tentative="1">
+      <w:start w:val="1"/>
+      <w:numFmt w:val="bullet"/>
+      <w:lvlText w:val=""/>
+      <w:lvlJc w:val="left"/>
+      <w:pPr>
+        <w:ind w:left="2880" w:hanging="360"/>
+      </w:pPr>
+      <w:rPr>
+        <w:rFonts w:ascii="Wingdings" w:hAnsi="Wingdings" w:hint="default"/>
+      </w:rPr>
+    </w:lvl>
+    <w:lvl w:ilvl="3" w:tplc="04090001" w:tentative="1">
+      <w:start w:val="1"/>
+      <w:numFmt w:val="bullet"/>
+      <w:lvlText w:val=""/>
+      <w:lvlJc w:val="left"/>
+      <w:pPr>
+        <w:ind w:left="3600" w:hanging="360"/>
+      </w:pPr>
+      <w:rPr>
+        <w:rFonts w:ascii="Symbol" w:hAnsi="Symbol" w:hint="default"/>
+      </w:rPr>
+    </w:lvl>
+    <w:lvl w:ilvl="4" w:tplc="04090003" w:tentative="1">
+      <w:start w:val="1"/>
+      <w:numFmt w:val="bullet"/>
+      <w:lvlText w:val="o"/>
+      <w:lvlJc w:val="left"/>
+      <w:pPr>
+        <w:ind w:left="4320" w:hanging="360"/>
+      </w:pPr>
+      <w:rPr>
+        <w:rFonts w:ascii="Courier New" w:hAnsi="Courier New" w:cs="Courier New" w:hint="default"/>
+      </w:rPr>
+    </w:lvl>
+    <w:lvl w:ilvl="5" w:tplc="04090005" w:tentative="1">
+      <w:start w:val="1"/>
+      <w:numFmt w:val="bullet"/>
+      <w:lvlText w:val=""/>
+      <w:lvlJc w:val="left"/>
+      <w:pPr>
+        <w:ind w:left="5040" w:hanging="360"/>
+      </w:pPr>
+      <w:rPr>
+        <w:rFonts w:ascii="Wingdings" w:hAnsi="Wingdings" w:hint="default"/>
+      </w:rPr>
+    </w:lvl>
+    <w:lvl w:ilvl="6" w:tplc="04090001" w:tentative="1">
+      <w:start w:val="1"/>
+      <w:numFmt w:val="bullet"/>
+      <w:lvlText w:val=""/>
+      <w:lvlJc w:val="left"/>
+      <w:pPr>
+        <w:ind w:left="5760" w:hanging="360"/>
+      </w:pPr>
+      <w:rPr>
+        <w:rFonts w:ascii="Symbol" w:hAnsi="Symbol" w:hint="default"/>
+      </w:rPr>
+    </w:lvl>
+    <w:lvl w:ilvl="7" w:tplc="04090003" w:tentative="1">
+      <w:start w:val="1"/>
+      <w:numFmt w:val="bullet"/>
+      <w:lvlText w:val="o"/>
+      <w:lvlJc w:val="left"/>
+      <w:pPr>
+        <w:ind w:left="6480" w:hanging="360"/>
+      </w:pPr>
+      <w:rPr>
+        <w:rFonts w:ascii="Courier New" w:hAnsi="Courier New" w:cs="Courier New" w:hint="default"/>
+      </w:rPr>
+    </w:lvl>
+    <w:lvl w:ilvl="8" w:tplc="04090005" w:tentative="1">
+      <w:start w:val="1"/>
+      <w:numFmt w:val="bullet"/>
+      <w:lvlText w:val=""/>
+      <w:lvlJc w:val="left"/>
+      <w:pPr>
+        <w:ind w:left="7200" w:hanging="360"/>
+      </w:pPr>
+      <w:rPr>
+        <w:rFonts w:ascii="Wingdings" w:hAnsi="Wingdings" w:hint="default"/>
+      </w:rPr>
+    </w:lvl>
+  </w:abstractNum>
+  <w:abstractNum w:abstractNumId="20" w15:restartNumberingAfterBreak="0">
     <w:nsid w:val="64684129"/>
     <w:multiLevelType w:val="multilevel"/>
     <w:tmpl w:val="26FAC892"/>
@@ -11198,7 +11932,7 @@
       </w:rPr>
     </w:lvl>
   </w:abstractNum>
-  <w:abstractNum w:abstractNumId="19" w15:restartNumberingAfterBreak="0">
+  <w:abstractNum w:abstractNumId="21" w15:restartNumberingAfterBreak="0">
     <w:nsid w:val="67E345DD"/>
     <w:multiLevelType w:val="multilevel"/>
     <w:tmpl w:val="EBCEF8B6"/>
@@ -11347,7 +12081,7 @@
       </w:rPr>
     </w:lvl>
   </w:abstractNum>
-  <w:abstractNum w:abstractNumId="20" w15:restartNumberingAfterBreak="0">
+  <w:abstractNum w:abstractNumId="22" w15:restartNumberingAfterBreak="0">
     <w:nsid w:val="722E1C1A"/>
     <w:multiLevelType w:val="multilevel"/>
     <w:tmpl w:val="71263B56"/>
@@ -11464,7 +12198,7 @@
       </w:pPr>
     </w:lvl>
   </w:abstractNum>
-  <w:abstractNum w:abstractNumId="21" w15:restartNumberingAfterBreak="0">
+  <w:abstractNum w:abstractNumId="23" w15:restartNumberingAfterBreak="0">
     <w:nsid w:val="73293388"/>
     <w:multiLevelType w:val="multilevel"/>
     <w:tmpl w:val="3618C64E"/>
@@ -11613,7 +12347,7 @@
       </w:rPr>
     </w:lvl>
   </w:abstractNum>
-  <w:abstractNum w:abstractNumId="22" w15:restartNumberingAfterBreak="0">
+  <w:abstractNum w:abstractNumId="24" w15:restartNumberingAfterBreak="0">
     <w:nsid w:val="74801599"/>
     <w:multiLevelType w:val="multilevel"/>
     <w:tmpl w:val="A9CEC798"/>
@@ -11762,7 +12496,7 @@
       </w:rPr>
     </w:lvl>
   </w:abstractNum>
-  <w:abstractNum w:abstractNumId="23" w15:restartNumberingAfterBreak="0">
+  <w:abstractNum w:abstractNumId="25" w15:restartNumberingAfterBreak="0">
     <w:nsid w:val="772106B1"/>
     <w:multiLevelType w:val="multilevel"/>
     <w:tmpl w:val="E2CC52CE"/>
@@ -11911,7 +12645,7 @@
       </w:rPr>
     </w:lvl>
   </w:abstractNum>
-  <w:abstractNum w:abstractNumId="24" w15:restartNumberingAfterBreak="0">
+  <w:abstractNum w:abstractNumId="26" w15:restartNumberingAfterBreak="0">
     <w:nsid w:val="7F506935"/>
     <w:multiLevelType w:val="multilevel"/>
     <w:tmpl w:val="D1927706"/>
@@ -12061,13 +12795,13 @@
     </w:lvl>
   </w:abstractNum>
   <w:num w:numId="1">
-    <w:abstractNumId w:val="17"/>
+    <w:abstractNumId w:val="18"/>
   </w:num>
   <w:num w:numId="2">
     <w:abstractNumId w:val="10"/>
   </w:num>
   <w:num w:numId="3">
-    <w:abstractNumId w:val="11"/>
+    <w:abstractNumId w:val="12"/>
   </w:num>
   <w:num w:numId="4">
     <w:abstractNumId w:val="6"/>
@@ -12076,43 +12810,43 @@
     <w:abstractNumId w:val="9"/>
   </w:num>
   <w:num w:numId="6">
-    <w:abstractNumId w:val="16"/>
+    <w:abstractNumId w:val="17"/>
   </w:num>
   <w:num w:numId="7">
     <w:abstractNumId w:val="5"/>
   </w:num>
   <w:num w:numId="8">
-    <w:abstractNumId w:val="18"/>
+    <w:abstractNumId w:val="20"/>
   </w:num>
   <w:num w:numId="9">
     <w:abstractNumId w:val="1"/>
   </w:num>
   <w:num w:numId="10">
-    <w:abstractNumId w:val="24"/>
+    <w:abstractNumId w:val="26"/>
   </w:num>
   <w:num w:numId="11">
-    <w:abstractNumId w:val="13"/>
+    <w:abstractNumId w:val="14"/>
   </w:num>
   <w:num w:numId="12">
-    <w:abstractNumId w:val="20"/>
+    <w:abstractNumId w:val="22"/>
   </w:num>
   <w:num w:numId="13">
+    <w:abstractNumId w:val="16"/>
+  </w:num>
+  <w:num w:numId="14">
     <w:abstractNumId w:val="15"/>
   </w:num>
-  <w:num w:numId="14">
-    <w:abstractNumId w:val="14"/>
-  </w:num>
   <w:num w:numId="15">
-    <w:abstractNumId w:val="12"/>
+    <w:abstractNumId w:val="13"/>
   </w:num>
   <w:num w:numId="16">
     <w:abstractNumId w:val="8"/>
   </w:num>
   <w:num w:numId="17">
-    <w:abstractNumId w:val="22"/>
+    <w:abstractNumId w:val="24"/>
   </w:num>
   <w:num w:numId="18">
-    <w:abstractNumId w:val="19"/>
+    <w:abstractNumId w:val="21"/>
   </w:num>
   <w:num w:numId="19">
     <w:abstractNumId w:val="4"/>
@@ -12124,16 +12858,22 @@
     <w:abstractNumId w:val="0"/>
   </w:num>
   <w:num w:numId="22">
-    <w:abstractNumId w:val="23"/>
+    <w:abstractNumId w:val="25"/>
   </w:num>
   <w:num w:numId="23">
     <w:abstractNumId w:val="2"/>
   </w:num>
   <w:num w:numId="24">
-    <w:abstractNumId w:val="21"/>
+    <w:abstractNumId w:val="23"/>
   </w:num>
   <w:num w:numId="25">
     <w:abstractNumId w:val="7"/>
+  </w:num>
+  <w:num w:numId="26">
+    <w:abstractNumId w:val="19"/>
+  </w:num>
+  <w:num w:numId="27">
+    <w:abstractNumId w:val="11"/>
   </w:num>
 </w:numbering>
 </file>
@@ -12698,6 +13438,17 @@
     <w:basedOn w:val="Fuentedeprrafopredeter"/>
     <w:rsid w:val="00B51B7C"/>
   </w:style>
+  <w:style w:type="paragraph" w:styleId="Prrafodelista">
+    <w:name w:val="List Paragraph"/>
+    <w:basedOn w:val="Normal"/>
+    <w:uiPriority w:val="34"/>
+    <w:qFormat/>
+    <w:rsid w:val="000E6450"/>
+    <w:pPr>
+      <w:ind w:left="720"/>
+      <w:contextualSpacing/>
+    </w:pPr>
+  </w:style>
 </w:styles>
 </file>
 
